--- a/public/docs/descargas/roi.docx
+++ b/public/docs/descargas/roi.docx
@@ -93,7 +93,7 @@
           <w:noProof/>
         </w:rPr>
         <w:drawing>
-          <wp:inline distT="0" distB="0" distL="0" distR="0" wp14:anchorId="3E766073" wp14:editId="3E766074">
+          <wp:inline distT="0" distB="0" distL="0" distR="0" wp14:anchorId="70B0CEED" wp14:editId="70B0CEEE">
             <wp:extent cx="395999" cy="405503"/>
             <wp:effectExtent l="0" t="0" r="0" b="0"/>
             <wp:docPr id="10" name="Picture"/>
@@ -229,7 +229,7 @@
               <w:pStyle w:val="Celda"/>
             </w:pPr>
             <w:r>
-              <w:t>05/10/2026</w:t>
+              <w:t>06/10/2026</w:t>
             </w:r>
           </w:p>
         </w:tc>
@@ -409,7 +409,7 @@
       <w:r>
         <w:fldChar w:fldCharType="separate"/>
       </w:r>
-      <w:hyperlink w:anchor="_Toc242135956" w:history="1">
+      <w:hyperlink w:anchor="_Toc242197214" w:history="1">
         <w:r>
           <w:rPr>
             <w:rStyle w:val="Hipervnculo"/>
@@ -436,7 +436,7 @@
             <w:noProof/>
             <w:webHidden/>
           </w:rPr>
-          <w:instrText xml:space="preserve"> PAGEREF _Toc242135956 \h </w:instrText>
+          <w:instrText xml:space="preserve"> PAGEREF _Toc242197214 \h </w:instrText>
         </w:r>
         <w:r>
           <w:rPr>
@@ -482,7 +482,7 @@
           <w14:ligatures w14:val="standardContextual"/>
         </w:rPr>
       </w:pPr>
-      <w:hyperlink w:anchor="_Toc242135957" w:history="1">
+      <w:hyperlink w:anchor="_Toc242197215" w:history="1">
         <w:r>
           <w:rPr>
             <w:rStyle w:val="Hipervnculo"/>
@@ -509,7 +509,7 @@
             <w:noProof/>
             <w:webHidden/>
           </w:rPr>
-          <w:instrText xml:space="preserve"> PAGEREF _Toc242135957 \h </w:instrText>
+          <w:instrText xml:space="preserve"> PAGEREF _Toc242197215 \h </w:instrText>
         </w:r>
         <w:r>
           <w:rPr>
@@ -552,7 +552,7 @@
           <w14:ligatures w14:val="standardContextual"/>
         </w:rPr>
       </w:pPr>
-      <w:hyperlink w:anchor="_Toc242135958" w:history="1">
+      <w:hyperlink w:anchor="_Toc242197216" w:history="1">
         <w:r>
           <w:rPr>
             <w:rStyle w:val="Hipervnculo"/>
@@ -579,7 +579,7 @@
             <w:noProof/>
             <w:webHidden/>
           </w:rPr>
-          <w:instrText xml:space="preserve"> PAGEREF _Toc242135958 \h </w:instrText>
+          <w:instrText xml:space="preserve"> PAGEREF _Toc242197216 \h </w:instrText>
         </w:r>
         <w:r>
           <w:rPr>
@@ -625,7 +625,7 @@
           <w14:ligatures w14:val="standardContextual"/>
         </w:rPr>
       </w:pPr>
-      <w:hyperlink w:anchor="_Toc242135959" w:history="1">
+      <w:hyperlink w:anchor="_Toc242197217" w:history="1">
         <w:r>
           <w:rPr>
             <w:rStyle w:val="Hipervnculo"/>
@@ -652,7 +652,7 @@
             <w:noProof/>
             <w:webHidden/>
           </w:rPr>
-          <w:instrText xml:space="preserve"> PAGEREF _Toc242135959 \h </w:instrText>
+          <w:instrText xml:space="preserve"> PAGEREF _Toc242197217 \h </w:instrText>
         </w:r>
         <w:r>
           <w:rPr>
@@ -698,7 +698,7 @@
           <w14:ligatures w14:val="standardContextual"/>
         </w:rPr>
       </w:pPr>
-      <w:hyperlink w:anchor="_Toc242135960" w:history="1">
+      <w:hyperlink w:anchor="_Toc242197218" w:history="1">
         <w:r>
           <w:rPr>
             <w:rStyle w:val="Hipervnculo"/>
@@ -725,7 +725,7 @@
             <w:noProof/>
             <w:webHidden/>
           </w:rPr>
-          <w:instrText xml:space="preserve"> PAGEREF _Toc242135960 \h </w:instrText>
+          <w:instrText xml:space="preserve"> PAGEREF _Toc242197218 \h </w:instrText>
         </w:r>
         <w:r>
           <w:rPr>
@@ -771,7 +771,7 @@
           <w14:ligatures w14:val="standardContextual"/>
         </w:rPr>
       </w:pPr>
-      <w:hyperlink w:anchor="_Toc242135961" w:history="1">
+      <w:hyperlink w:anchor="_Toc242197219" w:history="1">
         <w:r>
           <w:rPr>
             <w:rStyle w:val="Hipervnculo"/>
@@ -798,7 +798,7 @@
             <w:noProof/>
             <w:webHidden/>
           </w:rPr>
-          <w:instrText xml:space="preserve"> PAGEREF _Toc242135961 \h </w:instrText>
+          <w:instrText xml:space="preserve"> PAGEREF _Toc242197219 \h </w:instrText>
         </w:r>
         <w:r>
           <w:rPr>
@@ -844,7 +844,7 @@
           <w14:ligatures w14:val="standardContextual"/>
         </w:rPr>
       </w:pPr>
-      <w:hyperlink w:anchor="_Toc242135962" w:history="1">
+      <w:hyperlink w:anchor="_Toc242197220" w:history="1">
         <w:r>
           <w:rPr>
             <w:rStyle w:val="Hipervnculo"/>
@@ -871,7 +871,7 @@
             <w:noProof/>
             <w:webHidden/>
           </w:rPr>
-          <w:instrText xml:space="preserve"> PAGEREF _Toc242135962 \h </w:instrText>
+          <w:instrText xml:space="preserve"> PAGEREF _Toc242197220 \h </w:instrText>
         </w:r>
         <w:r>
           <w:rPr>
@@ -917,7 +917,7 @@
           <w14:ligatures w14:val="standardContextual"/>
         </w:rPr>
       </w:pPr>
-      <w:hyperlink w:anchor="_Toc242135963" w:history="1">
+      <w:hyperlink w:anchor="_Toc242197221" w:history="1">
         <w:r>
           <w:rPr>
             <w:rStyle w:val="Hipervnculo"/>
@@ -944,7 +944,7 @@
             <w:noProof/>
             <w:webHidden/>
           </w:rPr>
-          <w:instrText xml:space="preserve"> PAGEREF _Toc242135963 \h </w:instrText>
+          <w:instrText xml:space="preserve"> PAGEREF _Toc242197221 \h </w:instrText>
         </w:r>
         <w:r>
           <w:rPr>
@@ -1043,7 +1043,7 @@
         <w:pStyle w:val="Ttulo1"/>
       </w:pPr>
       <w:bookmarkStart w:id="0" w:name="_5dd895b2072e59d4361bd2729ab69ff88775738"/>
-      <w:bookmarkStart w:id="1" w:name="_Toc242135956"/>
+      <w:bookmarkStart w:id="1" w:name="_Toc242197214"/>
       <w:r>
         <w:lastRenderedPageBreak/>
         <w:t>1. Resumen ejecutivo</w:t>
@@ -1103,7 +1103,7 @@
         <w:pStyle w:val="Ttulo1"/>
       </w:pPr>
       <w:bookmarkStart w:id="2" w:name="_51150e8b46646d0f6b31714c735799cc7d62cda"/>
-      <w:bookmarkStart w:id="3" w:name="_Toc242135957"/>
+      <w:bookmarkStart w:id="3" w:name="_Toc242197215"/>
       <w:bookmarkEnd w:id="0"/>
       <w:r>
         <w:lastRenderedPageBreak/>
@@ -1475,7 +1475,7 @@
         <w:pStyle w:val="Ttulo2"/>
       </w:pPr>
       <w:bookmarkStart w:id="4" w:name="_a5f96cbc08fb00012f3fe3dce28073b784f2a10"/>
-      <w:bookmarkStart w:id="5" w:name="_Toc242135958"/>
+      <w:bookmarkStart w:id="5" w:name="_Toc242197216"/>
       <w:r>
         <w:t>Distribución aproximada del esfuerzo</w:t>
       </w:r>
@@ -1686,7 +1686,7 @@
         <w:pStyle w:val="Ttulo1"/>
       </w:pPr>
       <w:bookmarkStart w:id="6" w:name="_2d0fc3872215a338121efa009da515fa3bbf139"/>
-      <w:bookmarkStart w:id="7" w:name="_Toc242135959"/>
+      <w:bookmarkStart w:id="7" w:name="_Toc242197217"/>
       <w:bookmarkEnd w:id="2"/>
       <w:bookmarkEnd w:id="4"/>
       <w:r>
@@ -2236,7 +2236,7 @@
         <w:pStyle w:val="Ttulo1"/>
       </w:pPr>
       <w:bookmarkStart w:id="8" w:name="_41357ca387aa374cdfbcb3731acd1dc4600d014"/>
-      <w:bookmarkStart w:id="9" w:name="_Toc242135960"/>
+      <w:bookmarkStart w:id="9" w:name="_Toc242197218"/>
       <w:bookmarkEnd w:id="6"/>
       <w:r>
         <w:lastRenderedPageBreak/>
@@ -2587,7 +2587,7 @@
         <w:pStyle w:val="Ttulo1"/>
       </w:pPr>
       <w:bookmarkStart w:id="10" w:name="_791dbcbc4864fd328548d605c03b6d5ccf808f7"/>
-      <w:bookmarkStart w:id="11" w:name="_Toc242135961"/>
+      <w:bookmarkStart w:id="11" w:name="_Toc242197219"/>
       <w:bookmarkEnd w:id="8"/>
       <w:r>
         <w:lastRenderedPageBreak/>
@@ -3281,7 +3281,7 @@
         <w:pStyle w:val="Ttulo1"/>
       </w:pPr>
       <w:bookmarkStart w:id="12" w:name="_afab96c44a53d29fc6abffd1c54620121564c07"/>
-      <w:bookmarkStart w:id="13" w:name="_Toc242135962"/>
+      <w:bookmarkStart w:id="13" w:name="_Toc242197220"/>
       <w:bookmarkEnd w:id="10"/>
       <w:r>
         <w:lastRenderedPageBreak/>
@@ -3355,7 +3355,7 @@
         <w:pStyle w:val="Ttulo1"/>
       </w:pPr>
       <w:bookmarkStart w:id="14" w:name="_1cbe416c0381e2b19f7c3fdc908c127d480d585"/>
-      <w:bookmarkStart w:id="15" w:name="_Toc242135963"/>
+      <w:bookmarkStart w:id="15" w:name="_Toc242197221"/>
       <w:bookmarkEnd w:id="12"/>
       <w:r>
         <w:lastRenderedPageBreak/>
@@ -3668,7 +3668,7 @@
               <w:noProof/>
             </w:rPr>
             <w:drawing>
-              <wp:inline distT="0" distB="0" distL="0" distR="0" wp14:anchorId="3E76607F" wp14:editId="3E766080">
+              <wp:inline distT="0" distB="0" distL="0" distR="0" wp14:anchorId="70B0CEF9" wp14:editId="70B0CEFA">
                 <wp:extent cx="324000" cy="324000"/>
                 <wp:effectExtent l="0" t="0" r="0" b="0"/>
                 <wp:docPr id="9001" name="Logo Zooki"/>
@@ -3835,7 +3835,7 @@
   <w:abstractNum w:abstractNumId="0" w15:restartNumberingAfterBreak="0">
     <w:nsid w:val="0000A990"/>
     <w:multiLevelType w:val="multilevel"/>
-    <w:tmpl w:val="BC7C5FEE"/>
+    <w:tmpl w:val="93BC3626"/>
     <w:lvl w:ilvl="0">
       <w:numFmt w:val="bullet"/>
       <w:lvlText w:val=" "/>
@@ -3912,7 +3912,7 @@
   <w:abstractNum w:abstractNumId="1" w15:restartNumberingAfterBreak="0">
     <w:nsid w:val="0000A991"/>
     <w:multiLevelType w:val="multilevel"/>
-    <w:tmpl w:val="F2043E22"/>
+    <w:tmpl w:val="CC78D040"/>
     <w:lvl w:ilvl="0">
       <w:numFmt w:val="bullet"/>
       <w:lvlText w:val=""/>
@@ -4013,13 +4013,13 @@
       </w:rPr>
     </w:lvl>
   </w:abstractNum>
-  <w:num w:numId="1" w16cid:durableId="31270672">
+  <w:num w:numId="1" w16cid:durableId="883520313">
     <w:abstractNumId w:val="0"/>
   </w:num>
-  <w:num w:numId="2" w16cid:durableId="2030712563">
+  <w:num w:numId="2" w16cid:durableId="1700616782">
     <w:abstractNumId w:val="1"/>
   </w:num>
-  <w:num w:numId="3" w16cid:durableId="1287616043">
+  <w:num w:numId="3" w16cid:durableId="1829402567">
     <w:abstractNumId w:val="1"/>
   </w:num>
 </w:numbering>

--- a/public/docs/descargas/roi.docx
+++ b/public/docs/descargas/roi.docx
@@ -21,7 +21,7 @@
         <w:pStyle w:val="PortadaProyecto"/>
       </w:pPr>
       <w:r>
-        <w:t>Proyecto: Zooki v2.0</w:t>
+        <w:t>Proyecto: Zooki v2.1</w:t>
       </w:r>
     </w:p>
     <w:p>
@@ -93,7 +93,7 @@
           <w:noProof/>
         </w:rPr>
         <w:drawing>
-          <wp:inline distT="0" distB="0" distL="0" distR="0" wp14:anchorId="1CF30775" wp14:editId="1CF30776">
+          <wp:inline distT="0" distB="0" distL="0" distR="0" wp14:anchorId="479AD400" wp14:editId="479AD401">
             <wp:extent cx="395999" cy="405503"/>
             <wp:effectExtent l="0" t="0" r="0" b="0"/>
             <wp:docPr id="10" name="Picture"/>
@@ -229,7 +229,7 @@
               <w:pStyle w:val="Celda"/>
             </w:pPr>
             <w:r>
-              <w:t>23/10/2026</w:t>
+              <w:t>25/10/2026</w:t>
             </w:r>
           </w:p>
         </w:tc>
@@ -409,7 +409,7 @@
       <w:r>
         <w:fldChar w:fldCharType="separate"/>
       </w:r>
-      <w:hyperlink w:anchor="_Toc243684000" w:history="1">
+      <w:hyperlink w:anchor="_Toc243852759" w:history="1">
         <w:r>
           <w:rPr>
             <w:rStyle w:val="Hipervnculo"/>
@@ -436,7 +436,7 @@
             <w:noProof/>
             <w:webHidden/>
           </w:rPr>
-          <w:instrText xml:space="preserve"> PAGEREF _Toc243684000 \h </w:instrText>
+          <w:instrText xml:space="preserve"> PAGEREF _Toc243852759 \h </w:instrText>
         </w:r>
         <w:r>
           <w:rPr>
@@ -482,7 +482,7 @@
           <w14:ligatures w14:val="standardContextual"/>
         </w:rPr>
       </w:pPr>
-      <w:hyperlink w:anchor="_Toc243684001" w:history="1">
+      <w:hyperlink w:anchor="_Toc243852760" w:history="1">
         <w:r>
           <w:rPr>
             <w:rStyle w:val="Hipervnculo"/>
@@ -509,7 +509,7 @@
             <w:noProof/>
             <w:webHidden/>
           </w:rPr>
-          <w:instrText xml:space="preserve"> PAGEREF _Toc243684001 \h </w:instrText>
+          <w:instrText xml:space="preserve"> PAGEREF _Toc243852760 \h </w:instrText>
         </w:r>
         <w:r>
           <w:rPr>
@@ -552,7 +552,7 @@
           <w14:ligatures w14:val="standardContextual"/>
         </w:rPr>
       </w:pPr>
-      <w:hyperlink w:anchor="_Toc243684002" w:history="1">
+      <w:hyperlink w:anchor="_Toc243852761" w:history="1">
         <w:r>
           <w:rPr>
             <w:rStyle w:val="Hipervnculo"/>
@@ -579,7 +579,7 @@
             <w:noProof/>
             <w:webHidden/>
           </w:rPr>
-          <w:instrText xml:space="preserve"> PAGEREF _Toc243684002 \h </w:instrText>
+          <w:instrText xml:space="preserve"> PAGEREF _Toc243852761 \h </w:instrText>
         </w:r>
         <w:r>
           <w:rPr>
@@ -625,7 +625,7 @@
           <w14:ligatures w14:val="standardContextual"/>
         </w:rPr>
       </w:pPr>
-      <w:hyperlink w:anchor="_Toc243684003" w:history="1">
+      <w:hyperlink w:anchor="_Toc243852762" w:history="1">
         <w:r>
           <w:rPr>
             <w:rStyle w:val="Hipervnculo"/>
@@ -652,7 +652,7 @@
             <w:noProof/>
             <w:webHidden/>
           </w:rPr>
-          <w:instrText xml:space="preserve"> PAGEREF _Toc243684003 \h </w:instrText>
+          <w:instrText xml:space="preserve"> PAGEREF _Toc243852762 \h </w:instrText>
         </w:r>
         <w:r>
           <w:rPr>
@@ -698,7 +698,7 @@
           <w14:ligatures w14:val="standardContextual"/>
         </w:rPr>
       </w:pPr>
-      <w:hyperlink w:anchor="_Toc243684004" w:history="1">
+      <w:hyperlink w:anchor="_Toc243852763" w:history="1">
         <w:r>
           <w:rPr>
             <w:rStyle w:val="Hipervnculo"/>
@@ -725,7 +725,7 @@
             <w:noProof/>
             <w:webHidden/>
           </w:rPr>
-          <w:instrText xml:space="preserve"> PAGEREF _Toc243684004 \h </w:instrText>
+          <w:instrText xml:space="preserve"> PAGEREF _Toc243852763 \h </w:instrText>
         </w:r>
         <w:r>
           <w:rPr>
@@ -771,7 +771,7 @@
           <w14:ligatures w14:val="standardContextual"/>
         </w:rPr>
       </w:pPr>
-      <w:hyperlink w:anchor="_Toc243684005" w:history="1">
+      <w:hyperlink w:anchor="_Toc243852764" w:history="1">
         <w:r>
           <w:rPr>
             <w:rStyle w:val="Hipervnculo"/>
@@ -798,7 +798,7 @@
             <w:noProof/>
             <w:webHidden/>
           </w:rPr>
-          <w:instrText xml:space="preserve"> PAGEREF _Toc243684005 \h </w:instrText>
+          <w:instrText xml:space="preserve"> PAGEREF _Toc243852764 \h </w:instrText>
         </w:r>
         <w:r>
           <w:rPr>
@@ -844,7 +844,7 @@
           <w14:ligatures w14:val="standardContextual"/>
         </w:rPr>
       </w:pPr>
-      <w:hyperlink w:anchor="_Toc243684006" w:history="1">
+      <w:hyperlink w:anchor="_Toc243852765" w:history="1">
         <w:r>
           <w:rPr>
             <w:rStyle w:val="Hipervnculo"/>
@@ -871,7 +871,7 @@
             <w:noProof/>
             <w:webHidden/>
           </w:rPr>
-          <w:instrText xml:space="preserve"> PAGEREF _Toc243684006 \h </w:instrText>
+          <w:instrText xml:space="preserve"> PAGEREF _Toc243852765 \h </w:instrText>
         </w:r>
         <w:r>
           <w:rPr>
@@ -917,7 +917,7 @@
           <w14:ligatures w14:val="standardContextual"/>
         </w:rPr>
       </w:pPr>
-      <w:hyperlink w:anchor="_Toc243684007" w:history="1">
+      <w:hyperlink w:anchor="_Toc243852766" w:history="1">
         <w:r>
           <w:rPr>
             <w:rStyle w:val="Hipervnculo"/>
@@ -944,7 +944,7 @@
             <w:noProof/>
             <w:webHidden/>
           </w:rPr>
-          <w:instrText xml:space="preserve"> PAGEREF _Toc243684007 \h </w:instrText>
+          <w:instrText xml:space="preserve"> PAGEREF _Toc243852766 \h </w:instrText>
         </w:r>
         <w:r>
           <w:rPr>
@@ -1043,7 +1043,7 @@
         <w:pStyle w:val="Ttulo1"/>
       </w:pPr>
       <w:bookmarkStart w:id="0" w:name="_5dd895b2072e59d4361bd2729ab69ff88775738"/>
-      <w:bookmarkStart w:id="1" w:name="_Toc243684000"/>
+      <w:bookmarkStart w:id="1" w:name="_Toc243852759"/>
       <w:r>
         <w:lastRenderedPageBreak/>
         <w:t>1. Resumen ejecutivo</w:t>
@@ -1103,7 +1103,7 @@
         <w:pStyle w:val="Ttulo1"/>
       </w:pPr>
       <w:bookmarkStart w:id="2" w:name="_51150e8b46646d0f6b31714c735799cc7d62cda"/>
-      <w:bookmarkStart w:id="3" w:name="_Toc243684001"/>
+      <w:bookmarkStart w:id="3" w:name="_Toc243852760"/>
       <w:bookmarkEnd w:id="0"/>
       <w:r>
         <w:lastRenderedPageBreak/>
@@ -1475,7 +1475,7 @@
         <w:pStyle w:val="Ttulo2"/>
       </w:pPr>
       <w:bookmarkStart w:id="4" w:name="_a5f96cbc08fb00012f3fe3dce28073b784f2a10"/>
-      <w:bookmarkStart w:id="5" w:name="_Toc243684002"/>
+      <w:bookmarkStart w:id="5" w:name="_Toc243852761"/>
       <w:r>
         <w:t>Distribución aproximada del esfuerzo</w:t>
       </w:r>
@@ -1686,7 +1686,7 @@
         <w:pStyle w:val="Ttulo1"/>
       </w:pPr>
       <w:bookmarkStart w:id="6" w:name="_2d0fc3872215a338121efa009da515fa3bbf139"/>
-      <w:bookmarkStart w:id="7" w:name="_Toc243684003"/>
+      <w:bookmarkStart w:id="7" w:name="_Toc243852762"/>
       <w:bookmarkEnd w:id="2"/>
       <w:bookmarkEnd w:id="4"/>
       <w:r>
@@ -2236,7 +2236,7 @@
         <w:pStyle w:val="Ttulo1"/>
       </w:pPr>
       <w:bookmarkStart w:id="8" w:name="_41357ca387aa374cdfbcb3731acd1dc4600d014"/>
-      <w:bookmarkStart w:id="9" w:name="_Toc243684004"/>
+      <w:bookmarkStart w:id="9" w:name="_Toc243852763"/>
       <w:bookmarkEnd w:id="6"/>
       <w:r>
         <w:lastRenderedPageBreak/>
@@ -2587,7 +2587,7 @@
         <w:pStyle w:val="Ttulo1"/>
       </w:pPr>
       <w:bookmarkStart w:id="10" w:name="_791dbcbc4864fd328548d605c03b6d5ccf808f7"/>
-      <w:bookmarkStart w:id="11" w:name="_Toc243684005"/>
+      <w:bookmarkStart w:id="11" w:name="_Toc243852764"/>
       <w:bookmarkEnd w:id="8"/>
       <w:r>
         <w:lastRenderedPageBreak/>
@@ -3281,7 +3281,7 @@
         <w:pStyle w:val="Ttulo1"/>
       </w:pPr>
       <w:bookmarkStart w:id="12" w:name="_afab96c44a53d29fc6abffd1c54620121564c07"/>
-      <w:bookmarkStart w:id="13" w:name="_Toc243684006"/>
+      <w:bookmarkStart w:id="13" w:name="_Toc243852765"/>
       <w:bookmarkEnd w:id="10"/>
       <w:r>
         <w:lastRenderedPageBreak/>
@@ -3355,7 +3355,7 @@
         <w:pStyle w:val="Ttulo1"/>
       </w:pPr>
       <w:bookmarkStart w:id="14" w:name="_1cbe416c0381e2b19f7c3fdc908c127d480d585"/>
-      <w:bookmarkStart w:id="15" w:name="_Toc243684007"/>
+      <w:bookmarkStart w:id="15" w:name="_Toc243852766"/>
       <w:bookmarkEnd w:id="12"/>
       <w:r>
         <w:lastRenderedPageBreak/>
@@ -3668,7 +3668,7 @@
               <w:noProof/>
             </w:rPr>
             <w:drawing>
-              <wp:inline distT="0" distB="0" distL="0" distR="0" wp14:anchorId="1CF30781" wp14:editId="1CF30782">
+              <wp:inline distT="0" distB="0" distL="0" distR="0" wp14:anchorId="479AD40C" wp14:editId="479AD40D">
                 <wp:extent cx="324000" cy="324000"/>
                 <wp:effectExtent l="0" t="0" r="0" b="0"/>
                 <wp:docPr id="9001" name="Logo Zooki"/>
@@ -3728,7 +3728,7 @@
               <w:sz w:val="17"/>
               <w:szCs w:val="17"/>
             </w:rPr>
-            <w:t>Zooki v2.0</w:t>
+            <w:t>Zooki v2.1</w:t>
           </w:r>
         </w:p>
         <w:p>
@@ -3835,7 +3835,7 @@
   <w:abstractNum w:abstractNumId="0" w15:restartNumberingAfterBreak="0">
     <w:nsid w:val="0000A990"/>
     <w:multiLevelType w:val="multilevel"/>
-    <w:tmpl w:val="64A21188"/>
+    <w:tmpl w:val="334681D8"/>
     <w:lvl w:ilvl="0">
       <w:numFmt w:val="bullet"/>
       <w:lvlText w:val=" "/>
@@ -3912,7 +3912,7 @@
   <w:abstractNum w:abstractNumId="1" w15:restartNumberingAfterBreak="0">
     <w:nsid w:val="0000A991"/>
     <w:multiLevelType w:val="multilevel"/>
-    <w:tmpl w:val="D068BE3E"/>
+    <w:tmpl w:val="239094DA"/>
     <w:lvl w:ilvl="0">
       <w:numFmt w:val="bullet"/>
       <w:lvlText w:val=""/>
@@ -4013,13 +4013,13 @@
       </w:rPr>
     </w:lvl>
   </w:abstractNum>
-  <w:num w:numId="1" w16cid:durableId="1845779396">
+  <w:num w:numId="1" w16cid:durableId="1106849071">
     <w:abstractNumId w:val="0"/>
   </w:num>
-  <w:num w:numId="2" w16cid:durableId="109904621">
+  <w:num w:numId="2" w16cid:durableId="416023688">
     <w:abstractNumId w:val="1"/>
   </w:num>
-  <w:num w:numId="3" w16cid:durableId="379403102">
+  <w:num w:numId="3" w16cid:durableId="601182702">
     <w:abstractNumId w:val="1"/>
   </w:num>
 </w:numbering>

--- a/public/docs/descargas/roi.docx
+++ b/public/docs/descargas/roi.docx
@@ -21,7 +21,7 @@
         <w:pStyle w:val="PortadaProyecto"/>
       </w:pPr>
       <w:r>
-        <w:t>Proyecto: Zooki v2.1</w:t>
+        <w:t>Proyecto: Zooki v2.2</w:t>
       </w:r>
     </w:p>
     <w:p>
@@ -93,7 +93,7 @@
           <w:noProof/>
         </w:rPr>
         <w:drawing>
-          <wp:inline distT="0" distB="0" distL="0" distR="0" wp14:anchorId="479AD400" wp14:editId="479AD401">
+          <wp:inline distT="0" distB="0" distL="0" distR="0" wp14:anchorId="47E5D04E" wp14:editId="56750BDD">
             <wp:extent cx="395999" cy="405503"/>
             <wp:effectExtent l="0" t="0" r="0" b="0"/>
             <wp:docPr id="10" name="Picture"/>
@@ -229,7 +229,7 @@
               <w:pStyle w:val="Celda"/>
             </w:pPr>
             <w:r>
-              <w:t>25/10/2026</w:t>
+              <w:t>26/10/2026</w:t>
             </w:r>
           </w:p>
         </w:tc>
@@ -409,7 +409,7 @@
       <w:r>
         <w:fldChar w:fldCharType="separate"/>
       </w:r>
-      <w:hyperlink w:anchor="_Toc243852759" w:history="1">
+      <w:hyperlink w:anchor="_Toc243902456" w:history="1">
         <w:r>
           <w:rPr>
             <w:rStyle w:val="Hipervnculo"/>
@@ -436,7 +436,7 @@
             <w:noProof/>
             <w:webHidden/>
           </w:rPr>
-          <w:instrText xml:space="preserve"> PAGEREF _Toc243852759 \h </w:instrText>
+          <w:instrText xml:space="preserve"> PAGEREF _Toc243902456 \h </w:instrText>
         </w:r>
         <w:r>
           <w:rPr>
@@ -482,7 +482,7 @@
           <w14:ligatures w14:val="standardContextual"/>
         </w:rPr>
       </w:pPr>
-      <w:hyperlink w:anchor="_Toc243852760" w:history="1">
+      <w:hyperlink w:anchor="_Toc243902457" w:history="1">
         <w:r>
           <w:rPr>
             <w:rStyle w:val="Hipervnculo"/>
@@ -509,7 +509,7 @@
             <w:noProof/>
             <w:webHidden/>
           </w:rPr>
-          <w:instrText xml:space="preserve"> PAGEREF _Toc243852760 \h </w:instrText>
+          <w:instrText xml:space="preserve"> PAGEREF _Toc243902457 \h </w:instrText>
         </w:r>
         <w:r>
           <w:rPr>
@@ -552,7 +552,7 @@
           <w14:ligatures w14:val="standardContextual"/>
         </w:rPr>
       </w:pPr>
-      <w:hyperlink w:anchor="_Toc243852761" w:history="1">
+      <w:hyperlink w:anchor="_Toc243902458" w:history="1">
         <w:r>
           <w:rPr>
             <w:rStyle w:val="Hipervnculo"/>
@@ -579,7 +579,7 @@
             <w:noProof/>
             <w:webHidden/>
           </w:rPr>
-          <w:instrText xml:space="preserve"> PAGEREF _Toc243852761 \h </w:instrText>
+          <w:instrText xml:space="preserve"> PAGEREF _Toc243902458 \h </w:instrText>
         </w:r>
         <w:r>
           <w:rPr>
@@ -625,7 +625,7 @@
           <w14:ligatures w14:val="standardContextual"/>
         </w:rPr>
       </w:pPr>
-      <w:hyperlink w:anchor="_Toc243852762" w:history="1">
+      <w:hyperlink w:anchor="_Toc243902459" w:history="1">
         <w:r>
           <w:rPr>
             <w:rStyle w:val="Hipervnculo"/>
@@ -652,7 +652,7 @@
             <w:noProof/>
             <w:webHidden/>
           </w:rPr>
-          <w:instrText xml:space="preserve"> PAGEREF _Toc243852762 \h </w:instrText>
+          <w:instrText xml:space="preserve"> PAGEREF _Toc243902459 \h </w:instrText>
         </w:r>
         <w:r>
           <w:rPr>
@@ -698,7 +698,7 @@
           <w14:ligatures w14:val="standardContextual"/>
         </w:rPr>
       </w:pPr>
-      <w:hyperlink w:anchor="_Toc243852763" w:history="1">
+      <w:hyperlink w:anchor="_Toc243902460" w:history="1">
         <w:r>
           <w:rPr>
             <w:rStyle w:val="Hipervnculo"/>
@@ -725,7 +725,7 @@
             <w:noProof/>
             <w:webHidden/>
           </w:rPr>
-          <w:instrText xml:space="preserve"> PAGEREF _Toc243852763 \h </w:instrText>
+          <w:instrText xml:space="preserve"> PAGEREF _Toc243902460 \h </w:instrText>
         </w:r>
         <w:r>
           <w:rPr>
@@ -771,7 +771,7 @@
           <w14:ligatures w14:val="standardContextual"/>
         </w:rPr>
       </w:pPr>
-      <w:hyperlink w:anchor="_Toc243852764" w:history="1">
+      <w:hyperlink w:anchor="_Toc243902461" w:history="1">
         <w:r>
           <w:rPr>
             <w:rStyle w:val="Hipervnculo"/>
@@ -798,7 +798,7 @@
             <w:noProof/>
             <w:webHidden/>
           </w:rPr>
-          <w:instrText xml:space="preserve"> PAGEREF _Toc243852764 \h </w:instrText>
+          <w:instrText xml:space="preserve"> PAGEREF _Toc243902461 \h </w:instrText>
         </w:r>
         <w:r>
           <w:rPr>
@@ -844,7 +844,7 @@
           <w14:ligatures w14:val="standardContextual"/>
         </w:rPr>
       </w:pPr>
-      <w:hyperlink w:anchor="_Toc243852765" w:history="1">
+      <w:hyperlink w:anchor="_Toc243902462" w:history="1">
         <w:r>
           <w:rPr>
             <w:rStyle w:val="Hipervnculo"/>
@@ -871,7 +871,7 @@
             <w:noProof/>
             <w:webHidden/>
           </w:rPr>
-          <w:instrText xml:space="preserve"> PAGEREF _Toc243852765 \h </w:instrText>
+          <w:instrText xml:space="preserve"> PAGEREF _Toc243902462 \h </w:instrText>
         </w:r>
         <w:r>
           <w:rPr>
@@ -917,7 +917,7 @@
           <w14:ligatures w14:val="standardContextual"/>
         </w:rPr>
       </w:pPr>
-      <w:hyperlink w:anchor="_Toc243852766" w:history="1">
+      <w:hyperlink w:anchor="_Toc243902463" w:history="1">
         <w:r>
           <w:rPr>
             <w:rStyle w:val="Hipervnculo"/>
@@ -944,7 +944,7 @@
             <w:noProof/>
             <w:webHidden/>
           </w:rPr>
-          <w:instrText xml:space="preserve"> PAGEREF _Toc243852766 \h </w:instrText>
+          <w:instrText xml:space="preserve"> PAGEREF _Toc243902463 \h </w:instrText>
         </w:r>
         <w:r>
           <w:rPr>
@@ -1043,7 +1043,7 @@
         <w:pStyle w:val="Ttulo1"/>
       </w:pPr>
       <w:bookmarkStart w:id="0" w:name="_5dd895b2072e59d4361bd2729ab69ff88775738"/>
-      <w:bookmarkStart w:id="1" w:name="_Toc243852759"/>
+      <w:bookmarkStart w:id="1" w:name="_Toc243902456"/>
       <w:r>
         <w:lastRenderedPageBreak/>
         <w:t>1. Resumen ejecutivo</w:t>
@@ -1103,7 +1103,7 @@
         <w:pStyle w:val="Ttulo1"/>
       </w:pPr>
       <w:bookmarkStart w:id="2" w:name="_51150e8b46646d0f6b31714c735799cc7d62cda"/>
-      <w:bookmarkStart w:id="3" w:name="_Toc243852760"/>
+      <w:bookmarkStart w:id="3" w:name="_Toc243902457"/>
       <w:bookmarkEnd w:id="0"/>
       <w:r>
         <w:lastRenderedPageBreak/>
@@ -1475,7 +1475,7 @@
         <w:pStyle w:val="Ttulo2"/>
       </w:pPr>
       <w:bookmarkStart w:id="4" w:name="_a5f96cbc08fb00012f3fe3dce28073b784f2a10"/>
-      <w:bookmarkStart w:id="5" w:name="_Toc243852761"/>
+      <w:bookmarkStart w:id="5" w:name="_Toc243902458"/>
       <w:r>
         <w:t>Distribución aproximada del esfuerzo</w:t>
       </w:r>
@@ -1686,7 +1686,7 @@
         <w:pStyle w:val="Ttulo1"/>
       </w:pPr>
       <w:bookmarkStart w:id="6" w:name="_2d0fc3872215a338121efa009da515fa3bbf139"/>
-      <w:bookmarkStart w:id="7" w:name="_Toc243852762"/>
+      <w:bookmarkStart w:id="7" w:name="_Toc243902459"/>
       <w:bookmarkEnd w:id="2"/>
       <w:bookmarkEnd w:id="4"/>
       <w:r>
@@ -2236,7 +2236,7 @@
         <w:pStyle w:val="Ttulo1"/>
       </w:pPr>
       <w:bookmarkStart w:id="8" w:name="_41357ca387aa374cdfbcb3731acd1dc4600d014"/>
-      <w:bookmarkStart w:id="9" w:name="_Toc243852763"/>
+      <w:bookmarkStart w:id="9" w:name="_Toc243902460"/>
       <w:bookmarkEnd w:id="6"/>
       <w:r>
         <w:lastRenderedPageBreak/>
@@ -2587,7 +2587,7 @@
         <w:pStyle w:val="Ttulo1"/>
       </w:pPr>
       <w:bookmarkStart w:id="10" w:name="_791dbcbc4864fd328548d605c03b6d5ccf808f7"/>
-      <w:bookmarkStart w:id="11" w:name="_Toc243852764"/>
+      <w:bookmarkStart w:id="11" w:name="_Toc243902461"/>
       <w:bookmarkEnd w:id="8"/>
       <w:r>
         <w:lastRenderedPageBreak/>
@@ -3281,7 +3281,7 @@
         <w:pStyle w:val="Ttulo1"/>
       </w:pPr>
       <w:bookmarkStart w:id="12" w:name="_afab96c44a53d29fc6abffd1c54620121564c07"/>
-      <w:bookmarkStart w:id="13" w:name="_Toc243852765"/>
+      <w:bookmarkStart w:id="13" w:name="_Toc243902462"/>
       <w:bookmarkEnd w:id="10"/>
       <w:r>
         <w:lastRenderedPageBreak/>
@@ -3355,7 +3355,7 @@
         <w:pStyle w:val="Ttulo1"/>
       </w:pPr>
       <w:bookmarkStart w:id="14" w:name="_1cbe416c0381e2b19f7c3fdc908c127d480d585"/>
-      <w:bookmarkStart w:id="15" w:name="_Toc243852766"/>
+      <w:bookmarkStart w:id="15" w:name="_Toc243902463"/>
       <w:bookmarkEnd w:id="12"/>
       <w:r>
         <w:lastRenderedPageBreak/>
@@ -3668,7 +3668,7 @@
               <w:noProof/>
             </w:rPr>
             <w:drawing>
-              <wp:inline distT="0" distB="0" distL="0" distR="0" wp14:anchorId="479AD40C" wp14:editId="479AD40D">
+              <wp:inline distT="0" distB="0" distL="0" distR="0" wp14:anchorId="2F74C770" wp14:editId="2E13D6C0">
                 <wp:extent cx="324000" cy="324000"/>
                 <wp:effectExtent l="0" t="0" r="0" b="0"/>
                 <wp:docPr id="9001" name="Logo Zooki"/>
@@ -3728,7 +3728,7 @@
               <w:sz w:val="17"/>
               <w:szCs w:val="17"/>
             </w:rPr>
-            <w:t>Zooki v2.1</w:t>
+            <w:t>Zooki v2.2</w:t>
           </w:r>
         </w:p>
         <w:p>
@@ -3835,7 +3835,7 @@
   <w:abstractNum w:abstractNumId="0" w15:restartNumberingAfterBreak="0">
     <w:nsid w:val="0000A990"/>
     <w:multiLevelType w:val="multilevel"/>
-    <w:tmpl w:val="334681D8"/>
+    <w:tmpl w:val="59CEAC3A"/>
     <w:lvl w:ilvl="0">
       <w:numFmt w:val="bullet"/>
       <w:lvlText w:val=" "/>
@@ -3912,7 +3912,7 @@
   <w:abstractNum w:abstractNumId="1" w15:restartNumberingAfterBreak="0">
     <w:nsid w:val="0000A991"/>
     <w:multiLevelType w:val="multilevel"/>
-    <w:tmpl w:val="239094DA"/>
+    <w:tmpl w:val="6722DF08"/>
     <w:lvl w:ilvl="0">
       <w:numFmt w:val="bullet"/>
       <w:lvlText w:val=""/>
@@ -4013,13 +4013,13 @@
       </w:rPr>
     </w:lvl>
   </w:abstractNum>
-  <w:num w:numId="1" w16cid:durableId="1106849071">
+  <w:num w:numId="1" w16cid:durableId="505680486">
     <w:abstractNumId w:val="0"/>
   </w:num>
-  <w:num w:numId="2" w16cid:durableId="416023688">
+  <w:num w:numId="2" w16cid:durableId="1697385323">
     <w:abstractNumId w:val="1"/>
   </w:num>
-  <w:num w:numId="3" w16cid:durableId="601182702">
+  <w:num w:numId="3" w16cid:durableId="1666282827">
     <w:abstractNumId w:val="1"/>
   </w:num>
 </w:numbering>
